--- a/backend/tests/test_docs/02_SRS_Online_Library.docx
+++ b/backend/tests/test_docs/02_SRS_Online_Library.docx
@@ -52,7 +52,7 @@
     </w:p>
     <w:p>
       <w:r>
-        <w:t>FR-108: The checkout service shall validate maximum allowable loan quota per member before approving checkout.</w:t>
+        <w:t>FR-108: The checkout service shall validate maximum allowable loan quota per member and provide mobile browser access.</w:t>
       </w:r>
     </w:p>
     <w:p>

--- a/backend/tests/test_docs/02_SRS_Online_Library.docx
+++ b/backend/tests/test_docs/02_SRS_Online_Library.docx
@@ -58,6 +58,11 @@
     <w:p>
       <w:r>
         <w:t>FR-109: The logging module shall record all book status transitions and checkout events to an immutable audit table.</w:t>
+      </w:r>
+    </w:p>
+    <w:p>
+      <w:r>
+        <w:t>FR-110: The platform shall support scalable high throughput architecture capable of handling concurrent requests during traffic peaks.</w:t>
       </w:r>
     </w:p>
     <w:p>

--- a/backend/tests/test_docs/02_SRS_Online_Library.docx
+++ b/backend/tests/test_docs/02_SRS_Online_Library.docx
@@ -42,7 +42,7 @@
     </w:p>
     <w:p>
       <w:r>
-        <w:t>FR-106: The system shall allow members to execute loan renewals if no reservation hold exists on the book.</w:t>
+        <w:t>FR-106: Administrators shall create, edit, and remove catalogue records and update inventory quantities.</w:t>
       </w:r>
     </w:p>
     <w:p>
@@ -57,7 +57,7 @@
     </w:p>
     <w:p>
       <w:r>
-        <w:t>FR-109: The logging module shall record all book status transitions and checkout events to an immutable audit table.</w:t>
+        <w:t>FR-109: Premium members shall access electronic books and audiobooks.</w:t>
       </w:r>
     </w:p>
     <w:p>

--- a/backend/tests/test_docs/02_SRS_Online_Library.docx
+++ b/backend/tests/test_docs/02_SRS_Online_Library.docx
@@ -22,7 +22,7 @@
     </w:p>
     <w:p>
       <w:r>
-        <w:t>FR-102: The system shall calculate overdue fines daily and process payment settlement through integrated payment gateway.</w:t>
+        <w:t>FR-102: The system shall process member book borrowing, calculate overdue fines daily, and handle payment settlement through integrated payment gateway.</w:t>
       </w:r>
     </w:p>
     <w:p>
@@ -32,7 +32,7 @@
     </w:p>
     <w:p>
       <w:r>
-        <w:t>FR-104: The system shall compile and export monthly circulation and inventory statistics in PDF and CSV formats.</w:t>
+        <w:t>FR-104: The system shall notify member via email when reserved copy becomes available and export circulation reports.</w:t>
       </w:r>
     </w:p>
     <w:p>
